--- a/docs/fr/FAQ_AI_for_Americans_First.docx
+++ b/docs/fr/FAQ_AI_for_Americans_First.docx
@@ -221,7 +221,7 @@
           <w:sz w:val="36"/>
           <w:szCs w:val="36"/>
         </w:rPr>
-        <w:t>77%</w:t>
+        <w:t>78,9%</w:t>
       </w:r>
       <w:r>
         <w:rPr>
@@ -257,7 +257,7 @@
           <w:sz w:val="36"/>
           <w:szCs w:val="36"/>
         </w:rPr>
-        <w:t>3.4:1 (mode Power)</w:t>
+        <w:t>3.47:1 (mode Power)</w:t>
       </w:r>
       <w:r>
         <w:rPr>
@@ -444,7 +444,7 @@
         <w:rPr>
           <w:color w:val="1B1B1B"/>
         </w:rPr>
-        <w:t>Les États-Unis ont construit, sous Trump 2.0, une architecture protectionniste à trois étages (export controls, tarifs Section 232, gravité capitalistique) qui transforme l'accès au compute IA en levier géopolitique, créant un ratio de compétitivité US/EU de 3.4:1 (mode Power) mesurable par l’indice CACI — ratio qui, sans réponse européenne structurée d'ici 2028, deviendra irréversible.</w:t>
+        <w:t>Les États-Unis ont construit, sous Trump 2.0, une architecture protectionniste à trois étages (export controls, tarifs Section 232, gravité capitalistique) qui transforme l'accès au compute IA en levier géopolitique, créant un ratio de compétitivité US/EU de 3.47:1 (mode Power) mesurable par l’indice CACI — ratio qui, sans réponse européenne structurée d'ici 2028, deviendra irréversible.</w:t>
       </w:r>
     </w:p>
     <w:p>
@@ -903,7 +903,7 @@
           <w:sz w:val="26"/>
           <w:szCs w:val="26"/>
         </w:rPr>
-        <w:t>Le ratio 3.4:1 US/EU est-il crédible ? Ça semble énorme.</w:t>
+        <w:t>Le ratio 3.47:1 US/EU est-il crédible ? Ça semble énorme.</w:t>
       </w:r>
     </w:p>
     <w:p>
@@ -916,7 +916,7 @@
         <w:rPr>
           <w:color w:val="1B1B1B"/>
         </w:rPr>
-        <w:t>C'est énorme — et c'est précisément le message. Mais le ratio est convergent avec quatre sources indépendantes. Le capex Big Tech US ($675B) vs investissements EU IA (~40B€) donne un ratio de ~17:1 en flux d'investissement (McKinsey, janvier 2026). Le coût du TFlop pour le training est de 0,5 $/TFlop aux US contre 1,2-1,8 $/TFlop en EU (Bruegel/Epoch AI), soit un ratio de 2,4-3,6:1 sur les seuls coûts. Le compute installé (US : 75 GW IT load, EU : ~35 GW selon CFG Europe) donne un ratio brut de ~2:1, qui monte à 3.4:1 une fois normalisé par le PIB et ajusté du coût énergétique.</w:t>
+        <w:t>C'est énorme — et c'est précisément le message. Mais le ratio est convergent avec quatre sources indépendantes. Le capex Big Tech US ($675B) vs investissements EU IA (~40B€) donne un ratio de ~17:1 en flux d'investissement (McKinsey, janvier 2026). Le coût du TFlop pour le training est de 0,5 $/TFlop aux US contre 1,2-1,8 $/TFlop en EU (Bruegel/Epoch AI), soit un ratio de 2,4-3,6:1 sur les seuls coûts. Le compute installé (US : 75 GW IT load, EU : ~35 GW selon CFG Europe) donne un ratio brut de ~2:1, qui monte à 3.47:1 une fois normalisé par le PIB et ajusté du coût énergétique.</w:t>
       </w:r>
     </w:p>
     <w:p>
@@ -932,7 +932,7 @@
         <w:rPr>
           <w:color w:val="1B1B1B"/>
         </w:rPr>
-        <w:t>Si vous pensez que 3.4:1 est trop élevé, c’est probablement parce que le décalage réel est plus grand que ce que l’intuition suggère. C'est précisément ce que le CACI rend visible.</w:t>
+        <w:t>Si vous pensez que 3.47:1 est trop élevé, c’est probablement parce que le décalage réel est plus grand que ce que l’intuition suggère. C'est précisément ce que le CACI rend visible.</w:t>
       </w:r>
     </w:p>
     <w:p>
@@ -996,7 +996,7 @@
         <w:jc w:val="both"/>
       </w:pPr>
       <w:r>
-        <w:t>Et c'est précisément ici que le CACI révèle sa valeur ajoutée la plus forte. Les indices traditionnels — FMI AI Preparedness Index, Tortoise Global AI Index — attribuent des scores comparativement proches entre les États-Unis et l'Europe. L'AIPI du FMI donne par exemple 0,85 aux USA et 0,74 à la France, soit un ratio de 1,15:1. Ce ratio masque un gouffre physique réel : en termes de compute installé par unité de PIB, ajusté du coût énergétique et du capital humain, le ratio réel est de 3.4:1 — un ordre de grandeur que les indices composites multi-dimensionnels diluent dans leurs pondérations.</w:t>
+        <w:t>Et c'est précisément ici que le CACI révèle sa valeur ajoutée la plus forte. Les indices traditionnels — FMI AI Preparedness Index, Tortoise Global AI Index — attribuent des scores comparativement proches entre les États-Unis et l'Europe. L'AIPI du FMI donne par exemple 0,85 aux USA et 0,74 à la France, soit un ratio de 1,15:1. Ce ratio masque un gouffre physique réel : en termes de compute installé par unité de PIB, ajusté du coût énergétique et du capital humain, le ratio réel est de 3.47:1 — un ordre de grandeur que les indices composites multi-dimensionnels diluent dans leurs pondérations.</w:t>
       </w:r>
     </w:p>
     <w:p>
@@ -1155,7 +1155,7 @@
         <w:rPr>
           <w:color w:val="1B1B1B"/>
         </w:rPr>
-        <w:t>Mais le CACI est conçu pour être comparatif (ratio entre régions), pas absolu. Si nous sous-estimons le compute US de 20 % et le compute EU de 20 %, le ratio reste le même. Les erreurs systématiques s'annulent en mode comparatif. C'est un choix de design : le CACI mesure des ordres de grandeur, pas des valeurs absolues. Et même avec une marge d'erreur de 30 %, un ratio de 3.4:1 reste un gap structurel massif.</w:t>
+        <w:t>Mais le CACI est conçu pour être comparatif (ratio entre régions), pas absolu. Si nous sous-estimons le compute US de 20 % et le compute EU de 20 %, le ratio reste le même. Les erreurs systématiques s'annulent en mode comparatif. C'est un choix de design : le CACI mesure des ordres de grandeur, pas des valeurs absolues. Et même avec une marge d'erreur de 30 %, un ratio de 3.47:1 reste un gap structurel massif.</w:t>
       </w:r>
     </w:p>
     <w:p>
